--- a/testakten/starug-schutzschirm-grossbach-druckguss-erfurt/01_mandatsgrundlage.docx
+++ b/testakten/starug-schutzschirm-grossbach-druckguss-erfurt/01_mandatsgrundlage.docx
@@ -5,58 +5,90 @@
     <w:p>
       <w:pPr>
         <w:pStyle w:val="Heading1"/>
+        <w:spacing w:after="160" w:line="259" w:lineRule="auto"/>
       </w:pPr>
       <w:r>
         <w:rPr>
           <w:rFonts w:ascii="Times New Roman" w:hAnsi="Times New Roman"/>
+          <w:b/>
+          <w:sz w:val="28"/>
         </w:rPr>
         <w:t>01 – Mandatsgrundlage</w:t>
       </w:r>
     </w:p>
     <w:p>
       <w:pPr>
+        <w:spacing w:before="120" w:after="60" w:line="259" w:lineRule="auto"/>
         <w:jc w:val="left"/>
       </w:pPr>
       <w:r>
         <w:rPr>
-          <w:b/>
+          <w:rFonts w:ascii="Times New Roman" w:hAnsi="Times New Roman"/>
+          <w:b w:val="0"/>
+          <w:i w:val="0"/>
+          <w:sz w:val="22"/>
         </w:rPr>
         <w:t>Aktenzeichen:</w:t>
       </w:r>
       <w:r>
+        <w:rPr>
+          <w:rFonts w:ascii="Times New Roman" w:hAnsi="Times New Roman"/>
+          <w:b w:val="0"/>
+          <w:i w:val="0"/>
+          <w:sz w:val="22"/>
+        </w:rPr>
         <w:t xml:space="preserve"> 203 IN 71/26 SA / 203 RES 7/26 / 3 O 116/26</w:t>
       </w:r>
     </w:p>
     <w:p>
       <w:pPr>
+        <w:spacing w:line="259" w:lineRule="auto" w:after="60"/>
         <w:jc w:val="left"/>
       </w:pPr>
       <w:r>
         <w:rPr>
-          <w:b/>
+          <w:rFonts w:ascii="Times New Roman" w:hAnsi="Times New Roman"/>
+          <w:b w:val="0"/>
+          <w:i w:val="0"/>
+          <w:sz w:val="22"/>
         </w:rPr>
         <w:t>Mandantin:</w:t>
       </w:r>
       <w:r>
+        <w:rPr>
+          <w:rFonts w:ascii="Times New Roman" w:hAnsi="Times New Roman"/>
+          <w:b w:val="0"/>
+          <w:i w:val="0"/>
+          <w:sz w:val="22"/>
+        </w:rPr>
         <w:t xml:space="preserve"> Großbach Druckguss &amp; Präzision GmbH &amp; Co. KG, Anscharstraße 14, 99084 Erfurt</w:t>
       </w:r>
     </w:p>
     <w:p>
       <w:pPr>
+        <w:spacing w:before="120" w:after="60" w:line="259" w:lineRule="auto"/>
         <w:jc w:val="left"/>
       </w:pPr>
       <w:r>
         <w:rPr>
+          <w:rFonts w:ascii="Times New Roman" w:hAnsi="Times New Roman"/>
           <w:b/>
+          <w:sz w:val="22"/>
         </w:rPr>
         <w:t>Kanzlei:</w:t>
       </w:r>
       <w:r>
+        <w:rPr>
+          <w:rFonts w:ascii="Times New Roman" w:hAnsi="Times New Roman"/>
+          <w:b/>
+          <w:sz w:val="22"/>
+        </w:rPr>
         <w:t xml:space="preserve"> Drosselberg &amp; Partner Insolvenzrecht, Erfurt</w:t>
       </w:r>
     </w:p>
     <w:p>
       <w:pPr>
+        <w:spacing w:line="259" w:lineRule="auto" w:after="60"/>
         <w:jc w:val="left"/>
       </w:pPr>
       <w:r>
@@ -71,36 +103,59 @@
     </w:p>
     <w:p>
       <w:pPr>
+        <w:spacing w:before="120" w:after="60" w:line="259" w:lineRule="auto"/>
         <w:jc w:val="left"/>
       </w:pPr>
       <w:r>
         <w:rPr>
-          <w:b/>
+          <w:rFonts w:ascii="Times New Roman" w:hAnsi="Times New Roman"/>
+          <w:b w:val="0"/>
+          <w:i w:val="0"/>
+          <w:sz w:val="22"/>
         </w:rPr>
         <w:t>Datum:</w:t>
       </w:r>
       <w:r>
+        <w:rPr>
+          <w:rFonts w:ascii="Times New Roman" w:hAnsi="Times New Roman"/>
+          <w:b w:val="0"/>
+          <w:i w:val="0"/>
+          <w:sz w:val="22"/>
+        </w:rPr>
         <w:t xml:space="preserve"> 22. April 2026</w:t>
       </w:r>
     </w:p>
     <w:p>
       <w:pPr>
+        <w:spacing w:before="120" w:after="60" w:line="259" w:lineRule="auto"/>
         <w:jc w:val="left"/>
       </w:pPr>
       <w:r>
         <w:rPr>
+          <w:rFonts w:ascii="Times New Roman" w:hAnsi="Times New Roman"/>
           <w:b/>
+          <w:sz w:val="22"/>
         </w:rPr>
         <w:t>Vertraulichkeitsstufe:</w:t>
       </w:r>
       <w:r>
+        <w:rPr>
+          <w:rFonts w:ascii="Times New Roman" w:hAnsi="Times New Roman"/>
+          <w:b/>
+          <w:sz w:val="22"/>
+        </w:rPr>
         <w:t xml:space="preserve"> Anwaltlich privilegiert</w:t>
       </w:r>
     </w:p>
-    <w:p/>
+    <w:p>
+      <w:pPr>
+        <w:spacing w:line="259" w:lineRule="auto" w:after="60"/>
+      </w:pPr>
+    </w:p>
     <w:p>
       <w:pPr>
         <w:pStyle w:val="Heading2"/>
+        <w:spacing w:line="259" w:lineRule="auto" w:after="60"/>
       </w:pPr>
       <w:r>
         <w:rPr>
@@ -111,6 +166,7 @@
     </w:p>
     <w:p>
       <w:pPr>
+        <w:spacing w:line="259" w:lineRule="auto" w:after="60"/>
         <w:jc w:val="left"/>
       </w:pPr>
       <w:r>
@@ -119,6 +175,7 @@
     </w:p>
     <w:p>
       <w:pPr>
+        <w:spacing w:line="259" w:lineRule="auto" w:after="60"/>
         <w:jc w:val="left"/>
       </w:pPr>
       <w:r>
@@ -127,6 +184,7 @@
     </w:p>
     <w:p>
       <w:pPr>
+        <w:spacing w:line="259" w:lineRule="auto" w:after="60"/>
         <w:jc w:val="left"/>
       </w:pPr>
       <w:r>
@@ -136,6 +194,7 @@
     <w:p>
       <w:pPr>
         <w:pStyle w:val="ListNumber"/>
+        <w:spacing w:line="259" w:lineRule="auto" w:after="60"/>
       </w:pPr>
       <w:r>
         <w:rPr>
@@ -149,6 +208,7 @@
     </w:p>
     <w:p>
       <w:pPr>
+        <w:spacing w:line="259" w:lineRule="auto" w:after="60"/>
         <w:jc w:val="left"/>
       </w:pPr>
       <w:r>
@@ -157,6 +217,7 @@
     </w:p>
     <w:p>
       <w:pPr>
+        <w:spacing w:line="259" w:lineRule="auto" w:after="60"/>
         <w:jc w:val="left"/>
       </w:pPr>
       <w:r>
@@ -166,6 +227,7 @@
     <w:p>
       <w:pPr>
         <w:pStyle w:val="ListNumber"/>
+        <w:spacing w:line="259" w:lineRule="auto" w:after="60"/>
       </w:pPr>
       <w:r>
         <w:rPr>
@@ -179,6 +241,7 @@
     </w:p>
     <w:p>
       <w:pPr>
+        <w:spacing w:line="259" w:lineRule="auto" w:after="60"/>
         <w:jc w:val="left"/>
       </w:pPr>
       <w:r>
@@ -187,6 +250,7 @@
     </w:p>
     <w:p>
       <w:pPr>
+        <w:spacing w:line="259" w:lineRule="auto" w:after="60"/>
         <w:jc w:val="left"/>
       </w:pPr>
       <w:r>
@@ -196,6 +260,7 @@
     <w:p>
       <w:pPr>
         <w:pStyle w:val="ListNumber"/>
+        <w:spacing w:line="259" w:lineRule="auto" w:after="60"/>
       </w:pPr>
       <w:r>
         <w:rPr>
@@ -209,6 +274,7 @@
     </w:p>
     <w:p>
       <w:pPr>
+        <w:spacing w:line="259" w:lineRule="auto" w:after="60"/>
         <w:jc w:val="left"/>
       </w:pPr>
       <w:r>
@@ -217,6 +283,7 @@
     </w:p>
     <w:p>
       <w:pPr>
+        <w:spacing w:line="259" w:lineRule="auto" w:after="60"/>
         <w:jc w:val="left"/>
       </w:pPr>
       <w:r>
@@ -225,6 +292,7 @@
     </w:p>
     <w:p>
       <w:pPr>
+        <w:spacing w:line="259" w:lineRule="auto" w:after="60"/>
         <w:jc w:val="left"/>
       </w:pPr>
       <w:r>
@@ -234,6 +302,7 @@
     <w:p>
       <w:pPr>
         <w:pStyle w:val="ListNumber"/>
+        <w:spacing w:line="259" w:lineRule="auto" w:after="60"/>
       </w:pPr>
       <w:r>
         <w:rPr>
@@ -247,6 +316,7 @@
     </w:p>
     <w:p>
       <w:pPr>
+        <w:spacing w:line="259" w:lineRule="auto" w:after="60"/>
         <w:jc w:val="left"/>
       </w:pPr>
       <w:r>
@@ -255,6 +325,7 @@
     </w:p>
     <w:p>
       <w:pPr>
+        <w:spacing w:line="259" w:lineRule="auto" w:after="60"/>
         <w:jc w:val="left"/>
       </w:pPr>
       <w:r>
@@ -264,6 +335,7 @@
     <w:p>
       <w:pPr>
         <w:pStyle w:val="ListNumber"/>
+        <w:spacing w:line="259" w:lineRule="auto" w:after="60"/>
       </w:pPr>
       <w:r>
         <w:rPr>
@@ -277,6 +349,7 @@
     </w:p>
     <w:p>
       <w:pPr>
+        <w:spacing w:line="259" w:lineRule="auto" w:after="60"/>
         <w:jc w:val="left"/>
       </w:pPr>
       <w:r>
@@ -285,6 +358,7 @@
     </w:p>
     <w:p>
       <w:pPr>
+        <w:spacing w:line="259" w:lineRule="auto" w:after="60"/>
         <w:jc w:val="left"/>
       </w:pPr>
       <w:r>
@@ -293,6 +367,7 @@
     </w:p>
     <w:p>
       <w:pPr>
+        <w:spacing w:line="259" w:lineRule="auto" w:after="60"/>
         <w:jc w:val="left"/>
       </w:pPr>
       <w:r>
@@ -301,6 +376,7 @@
     </w:p>
     <w:p>
       <w:pPr>
+        <w:spacing w:line="259" w:lineRule="auto" w:after="60"/>
         <w:jc w:val="left"/>
       </w:pPr>
       <w:r>
@@ -310,6 +386,7 @@
     <w:p>
       <w:pPr>
         <w:pStyle w:val="ListNumber"/>
+        <w:spacing w:line="259" w:lineRule="auto" w:after="60"/>
       </w:pPr>
       <w:r>
         <w:rPr>
@@ -323,6 +400,7 @@
     </w:p>
     <w:p>
       <w:pPr>
+        <w:spacing w:line="259" w:lineRule="auto" w:after="60"/>
         <w:jc w:val="left"/>
       </w:pPr>
       <w:r>
@@ -332,6 +410,7 @@
     <w:p>
       <w:pPr>
         <w:pStyle w:val="ListNumber"/>
+        <w:spacing w:line="259" w:lineRule="auto" w:after="60"/>
       </w:pPr>
       <w:r>
         <w:rPr>
@@ -343,10 +422,15 @@
         <w:t xml:space="preserve"> der Magnesium Manfred Voß KG.</w:t>
       </w:r>
     </w:p>
-    <w:p/>
+    <w:p>
+      <w:pPr>
+        <w:spacing w:line="259" w:lineRule="auto" w:after="60"/>
+      </w:pPr>
+    </w:p>
     <w:p>
       <w:pPr>
         <w:pStyle w:val="Heading2"/>
+        <w:spacing w:line="259" w:lineRule="auto" w:after="60"/>
       </w:pPr>
       <w:r>
         <w:rPr>
@@ -788,10 +872,15 @@
         </w:tc>
       </w:tr>
     </w:tbl>
-    <w:p/>
+    <w:p>
+      <w:pPr>
+        <w:spacing w:line="259" w:lineRule="auto" w:after="60"/>
+      </w:pPr>
+    </w:p>
     <w:p>
       <w:pPr>
         <w:pStyle w:val="Heading2"/>
+        <w:spacing w:line="259" w:lineRule="auto" w:after="60"/>
       </w:pPr>
       <w:r>
         <w:rPr>
@@ -803,6 +892,7 @@
     <w:p>
       <w:pPr>
         <w:pStyle w:val="Heading3"/>
+        <w:spacing w:line="259" w:lineRule="auto" w:after="60"/>
       </w:pPr>
       <w:r>
         <w:rPr>
@@ -813,6 +903,7 @@
     </w:p>
     <w:p>
       <w:pPr>
+        <w:spacing w:line="259" w:lineRule="auto" w:after="60"/>
         <w:jc w:val="left"/>
       </w:pPr>
       <w:r>
@@ -821,6 +912,7 @@
     </w:p>
     <w:p>
       <w:pPr>
+        <w:spacing w:line="259" w:lineRule="auto" w:after="60"/>
         <w:jc w:val="left"/>
       </w:pPr>
       <w:r>
@@ -829,6 +921,7 @@
     </w:p>
     <w:p>
       <w:pPr>
+        <w:spacing w:line="259" w:lineRule="auto" w:after="60"/>
         <w:jc w:val="left"/>
       </w:pPr>
       <w:r>
@@ -843,6 +936,7 @@
     </w:p>
     <w:p>
       <w:pPr>
+        <w:spacing w:line="259" w:lineRule="auto" w:after="60"/>
         <w:jc w:val="left"/>
       </w:pPr>
       <w:r>
@@ -851,6 +945,7 @@
     </w:p>
     <w:p>
       <w:pPr>
+        <w:spacing w:line="259" w:lineRule="auto" w:after="60"/>
         <w:jc w:val="left"/>
       </w:pPr>
       <w:r>
@@ -859,6 +954,7 @@
     </w:p>
     <w:p>
       <w:pPr>
+        <w:spacing w:line="259" w:lineRule="auto" w:after="60"/>
         <w:jc w:val="left"/>
       </w:pPr>
       <w:r>
@@ -867,6 +963,7 @@
     </w:p>
     <w:p>
       <w:pPr>
+        <w:spacing w:line="259" w:lineRule="auto" w:after="60"/>
         <w:jc w:val="left"/>
       </w:pPr>
       <w:r>
@@ -875,6 +972,7 @@
     </w:p>
     <w:p>
       <w:pPr>
+        <w:spacing w:line="259" w:lineRule="auto" w:after="60"/>
         <w:jc w:val="left"/>
       </w:pPr>
       <w:r>
@@ -889,6 +987,7 @@
     </w:p>
     <w:p>
       <w:pPr>
+        <w:spacing w:line="259" w:lineRule="auto" w:after="60"/>
         <w:jc w:val="left"/>
       </w:pPr>
       <w:r>
@@ -897,6 +996,7 @@
     </w:p>
     <w:p>
       <w:pPr>
+        <w:spacing w:line="259" w:lineRule="auto" w:after="60"/>
         <w:jc w:val="left"/>
       </w:pPr>
       <w:r>
@@ -905,6 +1005,7 @@
     </w:p>
     <w:p>
       <w:pPr>
+        <w:spacing w:line="259" w:lineRule="auto" w:after="60"/>
         <w:jc w:val="left"/>
       </w:pPr>
       <w:r>
@@ -913,6 +1014,7 @@
     </w:p>
     <w:p>
       <w:pPr>
+        <w:spacing w:line="259" w:lineRule="auto" w:after="60"/>
         <w:jc w:val="left"/>
       </w:pPr>
       <w:r>
@@ -921,6 +1023,7 @@
     </w:p>
     <w:p>
       <w:pPr>
+        <w:spacing w:line="259" w:lineRule="auto" w:after="60"/>
         <w:jc w:val="left"/>
       </w:pPr>
       <w:r>
@@ -935,6 +1038,7 @@
     </w:p>
     <w:p>
       <w:pPr>
+        <w:spacing w:line="259" w:lineRule="auto" w:after="60"/>
         <w:jc w:val="left"/>
       </w:pPr>
       <w:r>
@@ -943,6 +1047,7 @@
     </w:p>
     <w:p>
       <w:pPr>
+        <w:spacing w:line="259" w:lineRule="auto" w:after="60"/>
         <w:jc w:val="left"/>
       </w:pPr>
       <w:r>
@@ -951,6 +1056,7 @@
     </w:p>
     <w:p>
       <w:pPr>
+        <w:spacing w:line="259" w:lineRule="auto" w:after="60"/>
         <w:jc w:val="left"/>
       </w:pPr>
       <w:r>
@@ -959,6 +1065,7 @@
     </w:p>
     <w:p>
       <w:pPr>
+        <w:spacing w:line="259" w:lineRule="auto" w:after="60"/>
         <w:jc w:val="left"/>
       </w:pPr>
       <w:r>
@@ -968,6 +1075,7 @@
     <w:p>
       <w:pPr>
         <w:pStyle w:val="Heading3"/>
+        <w:spacing w:line="259" w:lineRule="auto" w:after="60"/>
       </w:pPr>
       <w:r>
         <w:rPr>
@@ -978,6 +1086,7 @@
     </w:p>
     <w:p>
       <w:pPr>
+        <w:spacing w:line="259" w:lineRule="auto" w:after="60"/>
         <w:jc w:val="left"/>
       </w:pPr>
       <w:r>
@@ -992,6 +1101,7 @@
     </w:p>
     <w:p>
       <w:pPr>
+        <w:spacing w:line="259" w:lineRule="auto" w:after="60"/>
         <w:jc w:val="left"/>
       </w:pPr>
       <w:r>
@@ -1000,6 +1110,7 @@
     </w:p>
     <w:p>
       <w:pPr>
+        <w:spacing w:line="259" w:lineRule="auto" w:after="60"/>
         <w:jc w:val="left"/>
       </w:pPr>
       <w:r>
@@ -1008,6 +1119,7 @@
     </w:p>
     <w:p>
       <w:pPr>
+        <w:spacing w:line="259" w:lineRule="auto" w:after="60"/>
         <w:jc w:val="left"/>
       </w:pPr>
       <w:r>
@@ -1016,6 +1128,7 @@
     </w:p>
     <w:p>
       <w:pPr>
+        <w:spacing w:line="259" w:lineRule="auto" w:after="60"/>
         <w:jc w:val="left"/>
       </w:pPr>
       <w:r>
@@ -1025,6 +1138,7 @@
     <w:p>
       <w:pPr>
         <w:pStyle w:val="ListBullet"/>
+        <w:spacing w:line="259" w:lineRule="auto" w:after="60"/>
       </w:pPr>
       <w:r>
         <w:t>Aluminium Stade GmbH &amp; Co. KG: offene Verbindlichkeiten 890.000 EUR (Zahlungsziel</w:t>
@@ -1032,6 +1146,7 @@
     </w:p>
     <w:p>
       <w:pPr>
+        <w:spacing w:line="259" w:lineRule="auto" w:after="60"/>
         <w:jc w:val="left"/>
       </w:pPr>
       <w:r>
@@ -1041,6 +1156,7 @@
     <w:p>
       <w:pPr>
         <w:pStyle w:val="ListBullet"/>
+        <w:spacing w:line="259" w:lineRule="auto" w:after="60"/>
       </w:pPr>
       <w:r>
         <w:t>Magnesium Manfred Voß KG: offene Verbindlichkeiten 340.000 EUR (Zahlungsziel überschritten</w:t>
@@ -1048,16 +1164,22 @@
     </w:p>
     <w:p>
       <w:pPr>
+        <w:spacing w:line="259" w:lineRule="auto" w:after="60"/>
         <w:jc w:val="left"/>
       </w:pPr>
       <w:r>
         <w:t>um 61 Tage)</w:t>
       </w:r>
     </w:p>
-    <w:p/>
+    <w:p>
+      <w:pPr>
+        <w:spacing w:line="259" w:lineRule="auto" w:after="60"/>
+      </w:pPr>
+    </w:p>
     <w:p>
       <w:pPr>
         <w:pStyle w:val="Heading2"/>
+        <w:spacing w:line="259" w:lineRule="auto" w:after="60"/>
       </w:pPr>
       <w:r>
         <w:rPr>
@@ -1069,6 +1191,7 @@
     <w:p>
       <w:pPr>
         <w:pStyle w:val="ListNumber"/>
+        <w:spacing w:line="259" w:lineRule="auto" w:after="60"/>
       </w:pPr>
       <w:r>
         <w:t>Akteneinsicht Handelsregister und Gesellschaftsvertrag</w:t>
@@ -1077,6 +1200,7 @@
     <w:p>
       <w:pPr>
         <w:pStyle w:val="ListNumber"/>
+        <w:spacing w:line="259" w:lineRule="auto" w:after="60"/>
       </w:pPr>
       <w:r>
         <w:t>Anforderung und Prüfung der Buchhaltungsunterlagen 2024/2025</w:t>
@@ -1085,6 +1209,7 @@
     <w:p>
       <w:pPr>
         <w:pStyle w:val="ListNumber"/>
+        <w:spacing w:line="259" w:lineRule="auto" w:after="60"/>
       </w:pPr>
       <w:r>
         <w:t>Liquiditätsstatus-Erhebung (Ist-Liquidität, 13-Wochen-Planung)</w:t>
@@ -1093,6 +1218,7 @@
     <w:p>
       <w:pPr>
         <w:pStyle w:val="ListNumber"/>
+        <w:spacing w:line="259" w:lineRule="auto" w:after="60"/>
       </w:pPr>
       <w:r>
         <w:t>Rechtliche Prüfung der Insolvenzantragspflicht (§§ 17–19 InsO)</w:t>
@@ -1101,6 +1227,7 @@
     <w:p>
       <w:pPr>
         <w:pStyle w:val="ListNumber"/>
+        <w:spacing w:line="259" w:lineRule="auto" w:after="60"/>
       </w:pPr>
       <w:r>
         <w:t>Sicherung der Kreditlinie durch Verhandlung mit Sparkasse Mittelthüringen</w:t>
@@ -1109,6 +1236,7 @@
     <w:p>
       <w:pPr>
         <w:pStyle w:val="ListNumber"/>
+        <w:spacing w:line="259" w:lineRule="auto" w:after="60"/>
       </w:pPr>
       <w:r>
         <w:t>Erstberatung Geschäftsführung zu Haftungsrisiken (§ 15a InsO, § 826 BGB)</w:t>
@@ -1117,15 +1245,21 @@
     <w:p>
       <w:pPr>
         <w:pStyle w:val="ListNumber"/>
+        <w:spacing w:line="259" w:lineRule="auto" w:after="60"/>
       </w:pPr>
       <w:r>
         <w:t>Interne Prüfung der Gesellschafterdarlehenstilgung (Friedhelm Großbach, 18.01.2026)</w:t>
       </w:r>
     </w:p>
-    <w:p/>
+    <w:p>
+      <w:pPr>
+        <w:spacing w:line="259" w:lineRule="auto" w:after="60"/>
+      </w:pPr>
+    </w:p>
     <w:p>
       <w:pPr>
         <w:pStyle w:val="Heading2"/>
+        <w:spacing w:line="259" w:lineRule="auto" w:after="60"/>
       </w:pPr>
       <w:r>
         <w:rPr>
@@ -1137,6 +1271,7 @@
     <w:p>
       <w:pPr>
         <w:pStyle w:val="ListBullet"/>
+        <w:spacing w:line="259" w:lineRule="auto" w:after="60"/>
       </w:pPr>
       <w:r>
         <w:t>Honorar: Stundenhonorar 380 EUR/Stunde (RA Dr. Drosselberg), 220 EUR/Stunde (Associates)</w:t>
@@ -1145,6 +1280,7 @@
     <w:p>
       <w:pPr>
         <w:pStyle w:val="ListBullet"/>
+        <w:spacing w:line="259" w:lineRule="auto" w:after="60"/>
       </w:pPr>
       <w:r>
         <w:t>Vorschuss: 50.000 EUR, fällig 25.04.2026</w:t>
@@ -1153,6 +1289,7 @@
     <w:p>
       <w:pPr>
         <w:pStyle w:val="ListBullet"/>
+        <w:spacing w:line="259" w:lineRule="auto" w:after="60"/>
       </w:pPr>
       <w:r>
         <w:t>Haftungsbeschränkung: AGB der Kanzlei, Stand Januar 2026</w:t>
@@ -1161,6 +1298,7 @@
     <w:p>
       <w:pPr>
         <w:pStyle w:val="ListBullet"/>
+        <w:spacing w:line="259" w:lineRule="auto" w:after="60"/>
       </w:pPr>
       <w:r>
         <w:t>Interessenkonfliktprüfung: keine Mandatsverhältnisse mit Sparkasse Mittelthüringen oder</w:t>
@@ -1168,15 +1306,21 @@
     </w:p>
     <w:p>
       <w:pPr>
+        <w:spacing w:line="259" w:lineRule="auto" w:after="60"/>
         <w:jc w:val="left"/>
       </w:pPr>
       <w:r>
         <w:t>den Lieferanten festgestellt</w:t>
       </w:r>
     </w:p>
-    <w:p/>
     <w:p>
       <w:pPr>
+        <w:spacing w:line="259" w:lineRule="auto" w:after="60"/>
+      </w:pPr>
+    </w:p>
+    <w:p>
+      <w:pPr>
+        <w:spacing w:line="259" w:lineRule="auto" w:after="60"/>
         <w:jc w:val="left"/>
       </w:pPr>
       <w:r>
@@ -1188,6 +1332,7 @@
     </w:p>
     <w:p>
       <w:pPr>
+        <w:spacing w:line="259" w:lineRule="auto" w:after="60"/>
         <w:jc w:val="left"/>
       </w:pPr>
       <w:r>
@@ -1198,13 +1343,58 @@
       </w:r>
     </w:p>
     <w:sectPr>
+      <w:headerReference w:type="default" r:id="rId9"/>
+      <w:footerReference w:type="default" r:id="rId10"/>
       <w:pgSz w:w="11906" w:h="16838"/>
-      <w:pgMar w:top="1417" w:right="1417" w:bottom="1417" w:left="1417" w:header="720" w:footer="720" w:gutter="0"/>
+      <w:pgMar w:top="1191" w:right="1247" w:bottom="1134" w:left="1361" w:header="720" w:footer="720" w:gutter="0"/>
       <w:cols w:space="720"/>
       <w:docGrid w:linePitch="360"/>
     </w:sectPr>
   </w:body>
 </w:document>
+</file>
+
+<file path=word/footer1.xml><?xml version="1.0" encoding="utf-8"?>
+<w:ftr xmlns:m="http://schemas.openxmlformats.org/officeDocument/2006/math" xmlns:mc="http://schemas.openxmlformats.org/markup-compatibility/2006" xmlns:mo="http://schemas.microsoft.com/office/mac/office/2008/main" xmlns:mv="urn:schemas-microsoft-com:mac:vml" xmlns:o="urn:schemas-microsoft-com:office:office" xmlns:r="http://schemas.openxmlformats.org/officeDocument/2006/relationships" xmlns:v="urn:schemas-microsoft-com:vml" xmlns:w10="urn:schemas-microsoft-com:office:word" xmlns:w14="http://schemas.microsoft.com/office/word/2010/wordml" xmlns:w="http://schemas.openxmlformats.org/wordprocessingml/2006/main" xmlns:wne="http://schemas.microsoft.com/office/word/2006/wordml" xmlns:wp14="http://schemas.microsoft.com/office/word/2010/wordprocessingDrawing" xmlns:wp="http://schemas.openxmlformats.org/drawingml/2006/wordprocessingDrawing" xmlns:wpc="http://schemas.microsoft.com/office/word/2010/wordprocessingCanvas" xmlns:wpg="http://schemas.microsoft.com/office/word/2010/wordprocessingGroup" xmlns:wpi="http://schemas.microsoft.com/office/word/2010/wordprocessingInk" xmlns:wps="http://schemas.microsoft.com/office/word/2010/wordprocessingShape" mc:Ignorable="w14 wp14">
+  <w:p>
+    <w:pPr>
+      <w:pStyle w:val="Footer"/>
+      <w:jc w:val="left"/>
+    </w:pPr>
+    <w:r/>
+    <w:r>
+      <w:rPr>
+        <w:rFonts w:ascii="Times New Roman" w:hAnsi="Times New Roman"/>
+        <w:b w:val="0"/>
+        <w:color w:val="777777"/>
+        <w:sz w:val="17"/>
+      </w:rPr>
+      <w:t>Vertraulich | Bearbeitungsstand Juli 2026 | nur zur Aktenbearbeitung</w:t>
+    </w:r>
+  </w:p>
+</w:ftr>
+</file>
+
+<file path=word/header1.xml><?xml version="1.0" encoding="utf-8"?>
+<w:hdr xmlns:m="http://schemas.openxmlformats.org/officeDocument/2006/math" xmlns:mc="http://schemas.openxmlformats.org/markup-compatibility/2006" xmlns:mo="http://schemas.microsoft.com/office/mac/office/2008/main" xmlns:mv="urn:schemas-microsoft-com:mac:vml" xmlns:o="urn:schemas-microsoft-com:office:office" xmlns:r="http://schemas.openxmlformats.org/officeDocument/2006/relationships" xmlns:v="urn:schemas-microsoft-com:vml" xmlns:w10="urn:schemas-microsoft-com:office:word" xmlns:w14="http://schemas.microsoft.com/office/word/2010/wordml" xmlns:w="http://schemas.openxmlformats.org/wordprocessingml/2006/main" xmlns:wne="http://schemas.microsoft.com/office/word/2006/wordml" xmlns:wp14="http://schemas.microsoft.com/office/word/2010/wordprocessingDrawing" xmlns:wp="http://schemas.openxmlformats.org/drawingml/2006/wordprocessingDrawing" xmlns:wpc="http://schemas.microsoft.com/office/word/2010/wordprocessingCanvas" xmlns:wpg="http://schemas.microsoft.com/office/word/2010/wordprocessingGroup" xmlns:wpi="http://schemas.microsoft.com/office/word/2010/wordprocessingInk" xmlns:wps="http://schemas.microsoft.com/office/word/2010/wordprocessingShape" mc:Ignorable="w14 wp14">
+  <w:p>
+    <w:pPr>
+      <w:pStyle w:val="Header"/>
+      <w:jc w:val="left"/>
+    </w:pPr>
+    <w:r/>
+    <w:r>
+      <w:rPr>
+        <w:rFonts w:ascii="Times New Roman" w:hAnsi="Times New Roman"/>
+        <w:b w:val="0"/>
+        <w:i w:val="0"/>
+        <w:color w:val="666666"/>
+        <w:sz w:val="17"/>
+      </w:rPr>
+      <w:t>Lindenhof und Partner mbB | Insolvenz- und Restrukturierungsakte | Bearbeitungsstand Juli 2026</w:t>
+    </w:r>
+  </w:p>
+</w:hdr>
 </file>
 
 <file path=word/numbering.xml><?xml version="1.0" encoding="utf-8"?>
@@ -1921,11 +2111,12 @@
       <w:contextualSpacing/>
     </w:pPr>
     <w:rPr>
-      <w:rFonts w:asciiTheme="majorHAnsi" w:eastAsiaTheme="majorEastAsia" w:hAnsiTheme="majorHAnsi" w:cstheme="majorBidi"/>
+      <w:rFonts w:asciiTheme="majorHAnsi" w:eastAsiaTheme="majorEastAsia" w:hAnsiTheme="majorHAnsi" w:cstheme="majorBidi" w:ascii="Times New Roman" w:hAnsi="Times New Roman"/>
+      <w:b/>
       <w:color w:val="17365D" w:themeColor="text2" w:themeShade="BF"/>
       <w:spacing w:val="5"/>
       <w:kern w:val="28"/>
-      <w:sz w:val="52"/>
+      <w:sz w:val="30"/>
       <w:szCs w:val="52"/>
     </w:rPr>
   </w:style>
